--- a/27R/27R_2000W_Inverter_Operation.docx
+++ b/27R/27R_2000W_Inverter_Operation.docx
@@ -7,7 +7,7 @@
         <w:pStyle w:val="Title"/>
       </w:pPr>
       <w:r>
-        <w:t>2027 Winnebago View (27R) — 2000W Inverter/Charger Operation</w:t>
+        <w:t>2027 Winnebago View (27R) - 2000W Inverter/Charger Operation</w:t>
       </w:r>
     </w:p>
     <w:p>
@@ -27,7 +27,7 @@
         <w:t>2027 Winnebago View Operator's Manual</w:t>
       </w:r>
       <w:r>
-        <w:t>, Section 7 (Electrical) and Section 4 (Winnebago Connect), pages 7-6 through 7-8 and 4-6 through 4-7. Saved locally as Winnebago_View_2027_Operator_Manual.pdf (Winnebago_View_2027_Operator_Manual.pdf) in this folder.</w:t>
+        <w:t>, Section 7 (Electrical) and Section 4 (Winnebago Connect), pages 7-6 through 7-8 and 4-6 through 4-7. Saved locally as Winnebago_View_2027_Operator_Manual.pdf (../Winnebago_View_2027_Operator_Manual.pdf) in the parent folder.</w:t>
       </w:r>
     </w:p>
     <w:p>
@@ -601,7 +601,7 @@
         <w:rPr>
           <w:b/>
         </w:rPr>
-        <w:t>Wiring Diagrams (Wiring_Diagrams/README.md)</w:t>
+        <w:t>Wiring Diagrams (../Wiring_Diagrams/README.md)</w:t>
       </w:r>
       <w:r>
         <w:t xml:space="preserve"> — official Winnebago wiring diagrams for this coach (View 524R2). For tracing the inverter/battery circuit specifically, start with `Body_12V_Wiring_Installation.pdf`, `Wiring_Diagram_12Volt.pdf`, and the two `Battery_Installation` sheets.</w:t>
